--- a/Documents for Review/Appendix 3A_SPoRC Assessment Description.docx
+++ b/Documents for Review/Appendix 3A_SPoRC Assessment Description.docx
@@ -1510,7 +1510,6 @@
               </m:ctrlPr>
             </m:sSupPr>
             <m:e>
-              <w:proofErr w:type="spellStart"/>
               <m:r>
                 <m:rPr>
                   <m:nor/>
@@ -1522,10 +1521,8 @@
                 </w:rPr>
                 <m:t>Fmort</m:t>
               </m:r>
-              <w:proofErr w:type="spellEnd"/>
             </m:e>
             <m:sup>
-              <w:proofErr w:type="spellStart"/>
               <m:r>
                 <m:rPr>
                   <m:nor/>
@@ -1537,7 +1534,6 @@
                 </w:rPr>
                 <m:t>InitProp</m:t>
               </m:r>
-              <w:proofErr w:type="spellEnd"/>
             </m:sup>
           </m:sSup>
           <m:sSubSup>
@@ -2007,7 +2003,6 @@
             </m:ctrlPr>
           </m:sSubPr>
           <m:e>
-            <w:proofErr w:type="spellStart"/>
             <m:r>
               <m:rPr>
                 <m:nor/>
@@ -2019,7 +2014,6 @@
               </w:rPr>
               <m:t>Natmort</m:t>
             </m:r>
-            <w:proofErr w:type="spellEnd"/>
           </m:e>
           <m:sub>
             <m:r>
@@ -2293,7 +2287,6 @@
             </m:ctrlPr>
           </m:sSupPr>
           <m:e>
-            <w:proofErr w:type="spellStart"/>
             <m:r>
               <m:rPr>
                 <m:nor/>
@@ -2305,10 +2298,8 @@
               </w:rPr>
               <m:t>Fmort</m:t>
             </m:r>
-            <w:proofErr w:type="spellEnd"/>
           </m:e>
           <m:sup>
-            <w:proofErr w:type="spellStart"/>
             <m:r>
               <m:rPr>
                 <m:nor/>
@@ -2320,7 +2311,6 @@
               </w:rPr>
               <m:t>InitProp</m:t>
             </m:r>
-            <w:proofErr w:type="spellEnd"/>
           </m:sup>
         </m:sSup>
       </m:oMath>
@@ -7401,7 +7391,6 @@
               </m:ctrlPr>
             </m:sSubPr>
             <m:e>
-              <w:proofErr w:type="spellStart"/>
               <m:r>
                 <m:rPr>
                   <m:nor/>
@@ -7413,7 +7402,6 @@
                 </w:rPr>
                 <m:t>Fmort</m:t>
               </m:r>
-              <w:proofErr w:type="spellEnd"/>
             </m:e>
             <m:sub>
               <m:r>
@@ -7500,7 +7488,6 @@
             </m:ctrlPr>
           </m:sSubPr>
           <m:e>
-            <w:proofErr w:type="spellStart"/>
             <m:r>
               <m:rPr>
                 <m:nor/>
@@ -7512,7 +7499,6 @@
               </w:rPr>
               <m:t>Fmort</m:t>
             </m:r>
-            <w:proofErr w:type="spellEnd"/>
           </m:e>
           <m:sub>
             <m:r>
@@ -7606,7 +7592,6 @@
             </m:ctrlPr>
           </m:sSubPr>
           <m:e>
-            <w:proofErr w:type="spellStart"/>
             <m:r>
               <m:rPr>
                 <m:nor/>
@@ -7618,7 +7603,6 @@
               </w:rPr>
               <m:t>Fmort</m:t>
             </m:r>
-            <w:proofErr w:type="spellEnd"/>
           </m:e>
           <m:sub>
             <m:r>
@@ -10153,7 +10137,6 @@
             </m:ctrlPr>
           </m:sSubPr>
           <m:e>
-            <w:proofErr w:type="spellStart"/>
             <m:r>
               <m:rPr>
                 <m:nor/>
@@ -10165,7 +10148,6 @@
               </w:rPr>
               <m:t>FshIdx</m:t>
             </m:r>
-            <w:proofErr w:type="spellEnd"/>
           </m:e>
           <m:sub>
             <m:r>
@@ -10284,7 +10266,6 @@
                     </m:ctrlPr>
                   </m:sSubPr>
                   <m:e>
-                    <w:proofErr w:type="spellStart"/>
                     <m:r>
                       <m:rPr>
                         <m:nor/>
@@ -10296,7 +10277,6 @@
                       </w:rPr>
                       <m:t>FshIdx</m:t>
                     </m:r>
-                    <w:proofErr w:type="spellEnd"/>
                   </m:e>
                   <m:sub>
                     <m:r>
@@ -12614,7 +12594,6 @@
             </m:ctrlPr>
           </m:sSubPr>
           <m:e>
-            <w:proofErr w:type="spellStart"/>
             <m:r>
               <m:rPr>
                 <m:nor/>
@@ -12626,7 +12605,6 @@
               </w:rPr>
               <m:t>SrvIdx</m:t>
             </m:r>
-            <w:proofErr w:type="spellEnd"/>
           </m:e>
           <m:sub>
             <m:r>
@@ -12724,7 +12702,6 @@
               </m:ctrlPr>
             </m:sSubPr>
             <m:e>
-              <w:proofErr w:type="spellStart"/>
               <m:r>
                 <m:rPr>
                   <m:nor/>
@@ -12736,7 +12713,6 @@
                 </w:rPr>
                 <m:t>SrvIdx</m:t>
               </m:r>
-              <w:proofErr w:type="spellEnd"/>
             </m:e>
             <m:sub>
               <m:r>
@@ -13186,7 +13162,6 @@
               </m:ctrlPr>
             </m:sSubPr>
             <m:e>
-              <w:proofErr w:type="spellStart"/>
               <m:r>
                 <m:rPr>
                   <m:nor/>
@@ -13198,7 +13173,6 @@
                 </w:rPr>
                 <m:t>SrvIdx</m:t>
               </m:r>
-              <w:proofErr w:type="spellEnd"/>
             </m:e>
             <m:sub>
               <m:r>
@@ -13826,48 +13800,30 @@
     </w:p>
     <w:p>
       <w:pPr>
-        <w:spacing w:after="0" w:line="240" w:lineRule="auto"/>
-        <w:jc w:val="both"/>
-        <w:outlineLvl w:val="2"/>
-        <w:rPr>
-          <w:rFonts w:ascii="Times New Roman" w:eastAsia="Times New Roman" w:hAnsi="Times New Roman" w:cs="Times New Roman"/>
-          <w:iCs/>
-          <w:kern w:val="0"/>
-          <w14:ligatures w14:val="none"/>
+        <w:spacing w:after="0"/>
+      </w:pPr>
+    </w:p>
+    <w:p>
+      <w:pPr>
+        <w:spacing w:after="0"/>
+        <w:rPr>
+          <w:rFonts w:ascii="Times New Roman" w:hAnsi="Times New Roman" w:cs="Times New Roman"/>
         </w:rPr>
       </w:pPr>
       <w:r>
         <w:rPr>
-          <w:rFonts w:ascii="Times New Roman" w:eastAsia="Times New Roman" w:hAnsi="Times New Roman" w:cs="Times New Roman"/>
-          <w:iCs/>
-          <w:kern w:val="0"/>
-          <w14:ligatures w14:val="none"/>
+          <w:rFonts w:ascii="Times New Roman" w:hAnsi="Times New Roman" w:cs="Times New Roman"/>
         </w:rPr>
         <w:t>Several parameterizations of both fishery and survey selectivity are used throughout. In general, most fleets assume logistic selectivity</w:t>
       </w:r>
       <w:r>
         <w:rPr>
-          <w:rFonts w:ascii="Times New Roman" w:eastAsia="Times New Roman" w:hAnsi="Times New Roman" w:cs="Times New Roman"/>
-          <w:iCs/>
-          <w:kern w:val="0"/>
-          <w14:ligatures w14:val="none"/>
+          <w:rFonts w:ascii="Times New Roman" w:hAnsi="Times New Roman" w:cs="Times New Roman"/>
         </w:rPr>
         <w:t>, which is parameterized as:</w:t>
       </w:r>
     </w:p>
-    <w:p>
-      <w:pPr>
-        <w:spacing w:after="0" w:line="240" w:lineRule="auto"/>
-        <w:jc w:val="both"/>
-        <w:outlineLvl w:val="2"/>
-        <w:rPr>
-          <w:rFonts w:ascii="Times New Roman" w:eastAsia="Times New Roman" w:hAnsi="Times New Roman" w:cs="Times New Roman"/>
-          <w:iCs/>
-          <w:kern w:val="0"/>
-          <w14:ligatures w14:val="none"/>
-        </w:rPr>
-      </w:pPr>
-    </w:p>
+    <w:p/>
     <w:p>
       <w:pPr>
         <w:spacing w:after="0" w:line="240" w:lineRule="auto"/>
@@ -14624,7 +14580,6 @@
         <w:rPr>
           <w:rFonts w:ascii="Times New Roman" w:eastAsiaTheme="minorEastAsia" w:hAnsi="Times New Roman" w:cs="Times New Roman"/>
         </w:rPr>
-        <w:lastRenderedPageBreak/>
         <w:t xml:space="preserve">In this parameterization, </w:t>
       </w:r>
       <m:oMath>
@@ -15577,25 +15532,7 @@
           <w:kern w:val="0"/>
           <w14:ligatures w14:val="none"/>
         </w:rPr>
-        <w:t>), after which calculations for the tag cohort are no longer computed. This is done to help with computation time. Additionally, tag cohorts also have the option to undergo a fraction of mortality in the year of release, such that if a given cohort is released during the middle of the year, mortality processes are discounted. If mortality discounting is specified, movement does not occur in the year of release. In general, the process dynamics for the tagged cohort mimics those specified for the overall pop</w:t>
-      </w:r>
-      <w:proofErr w:type="spellStart"/>
-      <w:r>
-        <w:rPr>
-          <w:rFonts w:ascii="Times New Roman" w:eastAsia="Times New Roman" w:hAnsi="Times New Roman" w:cs="Times New Roman"/>
-          <w:kern w:val="0"/>
-          <w14:ligatures w14:val="none"/>
-        </w:rPr>
-        <w:t>ulation</w:t>
-      </w:r>
-      <w:proofErr w:type="spellEnd"/>
-      <w:r>
-        <w:rPr>
-          <w:rFonts w:ascii="Times New Roman" w:eastAsia="Times New Roman" w:hAnsi="Times New Roman" w:cs="Times New Roman"/>
-          <w:kern w:val="0"/>
-          <w14:ligatures w14:val="none"/>
-        </w:rPr>
-        <w:t xml:space="preserve">. </w:t>
+        <w:t xml:space="preserve">), after which calculations for the tag cohort are no longer computed. This is done to help with computation time. Additionally, tag cohorts also have the option to undergo a fraction of mortality in the year of release, such that if a given cohort is released during the middle of the year, mortality processes are discounted. If mortality discounting is specified, movement does not occur in the year of release. In general, the process dynamics for the tagged cohort mimics those specified for the overall population. </w:t>
       </w:r>
     </w:p>
     <w:p>
@@ -18149,7 +18086,6 @@
                   </m:ctrlPr>
                 </m:sSubPr>
                 <m:e>
-                  <w:proofErr w:type="spellStart"/>
                   <m:r>
                     <m:rPr>
                       <m:nor/>
@@ -18161,7 +18097,6 @@
                     </w:rPr>
                     <m:t>Fmort</m:t>
                   </m:r>
-                  <w:proofErr w:type="spellEnd"/>
                 </m:e>
                 <m:sub>
                   <m:r>
@@ -19496,6 +19431,7 @@
           <w:kern w:val="0"/>
           <w14:ligatures w14:val="none"/>
         </w:rPr>
+        <w:lastRenderedPageBreak/>
         <w:t xml:space="preserve">Fishery catches are fit using a lognormal likelihood. The log-likelihood for observed catch, </w:t>
       </w:r>
       <m:oMath>
@@ -19658,7 +19594,6 @@
               <w:kern w:val="0"/>
               <w14:ligatures w14:val="none"/>
             </w:rPr>
-            <w:lastRenderedPageBreak/>
             <m:t>L</m:t>
           </m:r>
           <m:d>
@@ -20589,7 +20524,6 @@
             </m:ctrlPr>
           </m:sSubPr>
           <m:e>
-            <w:proofErr w:type="spellStart"/>
             <m:r>
               <m:rPr>
                 <m:nor/>
@@ -20601,7 +20535,6 @@
               </w:rPr>
               <m:t>ObsCatch</m:t>
             </m:r>
-            <w:proofErr w:type="spellEnd"/>
           </m:e>
           <m:sub>
             <m:r>
@@ -21842,7 +21775,6 @@
             </m:ctrlPr>
           </m:sSubPr>
           <m:e>
-            <w:proofErr w:type="spellStart"/>
             <m:r>
               <m:rPr>
                 <m:nor/>
@@ -21854,7 +21786,6 @@
               </w:rPr>
               <m:t>ObsFshIdx</m:t>
             </m:r>
-            <w:proofErr w:type="spellEnd"/>
           </m:e>
           <m:sub>
             <m:r>
@@ -23011,7 +22942,6 @@
             </m:ctrlPr>
           </m:sSubPr>
           <m:e>
-            <w:proofErr w:type="spellStart"/>
             <m:r>
               <m:rPr>
                 <m:nor/>
@@ -23023,7 +22953,6 @@
               </w:rPr>
               <m:t>ObsSrvIdx</m:t>
             </m:r>
-            <w:proofErr w:type="spellEnd"/>
           </m:e>
           <m:sub>
             <m:r>
@@ -23367,6 +23296,7 @@
               <w:kern w:val="0"/>
               <w14:ligatures w14:val="none"/>
             </w:rPr>
+            <w:lastRenderedPageBreak/>
             <m:t>L</m:t>
           </m:r>
           <m:r>
@@ -23950,7 +23880,6 @@
           <w:kern w:val="0"/>
           <w14:ligatures w14:val="none"/>
         </w:rPr>
-        <w:lastRenderedPageBreak/>
         <w:t xml:space="preserve">where subscript </w:t>
       </w:r>
       <m:oMath>
@@ -29523,7 +29452,6 @@
                     </m:ctrlPr>
                   </m:sSubSupPr>
                   <m:e>
-                    <w:proofErr w:type="spellStart"/>
                     <m:r>
                       <m:rPr>
                         <m:nor/>
@@ -29535,7 +29463,6 @@
                       </w:rPr>
                       <m:t>PropRecap</m:t>
                     </m:r>
-                    <w:proofErr w:type="spellEnd"/>
                   </m:e>
                   <m:sub>
                     <m:r>
@@ -30093,7 +30020,6 @@
             </m:ctrlPr>
           </m:sSupPr>
           <m:e>
-            <w:proofErr w:type="spellStart"/>
             <m:r>
               <m:rPr>
                 <m:nor/>
@@ -30105,7 +30031,6 @@
               </w:rPr>
               <m:t>InitTag</m:t>
             </m:r>
-            <w:proofErr w:type="spellEnd"/>
           </m:e>
           <m:sup>
             <m:r>
@@ -30240,7 +30165,6 @@
                     </m:ctrlPr>
                   </m:sSupPr>
                   <m:e>
-                    <w:proofErr w:type="spellStart"/>
                     <m:r>
                       <m:rPr>
                         <m:nor/>
@@ -30252,7 +30176,6 @@
                       </w:rPr>
                       <m:t>PropNonRecap</m:t>
                     </m:r>
-                    <w:proofErr w:type="spellEnd"/>
                   </m:e>
                   <m:sup>
                     <m:r>
@@ -31919,7 +31842,16 @@
           <w:kern w:val="0"/>
           <w14:ligatures w14:val="none"/>
         </w:rPr>
-        <w:t xml:space="preserve">Several priors and penalties are applied to constrain, stabilize, and inform parameter estimation. Specifically, priors are used for natural mortality, selectivity, movement, recruitment proportions, and tag reporting rates. The last three parameter types are only applicable for the spatial model. Additionally, penalties are used to constrain the estimation of parameters associated with deviations, which </w:t>
+        <w:t xml:space="preserve">Several priors and penalties are applied to constrain, stabilize, and inform parameter estimation. Specifically, priors are used for natural mortality, selectivity, movement, recruitment proportions, </w:t>
+      </w:r>
+      <w:r>
+        <w:rPr>
+          <w:rFonts w:ascii="Times New Roman" w:eastAsia="Times New Roman" w:hAnsi="Times New Roman" w:cs="Times New Roman"/>
+          <w:kern w:val="0"/>
+          <w14:ligatures w14:val="none"/>
+        </w:rPr>
+        <w:lastRenderedPageBreak/>
+        <w:t xml:space="preserve">and tag reporting rates. The last three parameter types are only applicable for the spatial model. Additionally, penalties are used to constrain the estimation of parameters associated with deviations, which </w:t>
       </w:r>
       <w:proofErr w:type="gramStart"/>
       <w:r>
@@ -31968,7 +31900,6 @@
           <w:kern w:val="0"/>
           <w14:ligatures w14:val="none"/>
         </w:rPr>
-        <w:lastRenderedPageBreak/>
         <w:t>In the case of natural mortality, a lognormal prior is utilized:</w:t>
       </w:r>
     </w:p>
@@ -36261,6 +36192,7 @@
               <w:kern w:val="0"/>
               <w14:ligatures w14:val="none"/>
             </w:rPr>
+            <w:lastRenderedPageBreak/>
             <m:t>P</m:t>
           </m:r>
           <m:d>
@@ -39792,6 +39724,7 @@
           <w:kern w:val="0"/>
           <w14:ligatures w14:val="none"/>
         </w:rPr>
+        <w:lastRenderedPageBreak/>
         <w:t>The</w:t>
       </w:r>
       <w:r>
@@ -39822,7 +39755,6 @@
           <w:kern w:val="0"/>
           <w14:ligatures w14:val="none"/>
         </w:rPr>
-        <w:lastRenderedPageBreak/>
         <w:t>Lastly, the joint likelihood to be minimized represents the sum of all observational likelihood components, priors, and penalties defined above:</w:t>
       </w:r>
     </w:p>
